--- a/Collatio/4/1. Textos/2. Limpios/4-I.docx
+++ b/Collatio/4/1. Textos/2. Limpios/4-I.docx
@@ -1,27 +1,43 @@
 
 <file path=word/document.xml><?xml version="1.0" encoding="utf-8"?>
-<w:document xmlns:wpc="http://schemas.microsoft.com/office/word/2010/wordprocessingCanvas" xmlns:cx="http://schemas.microsoft.com/office/drawing/2014/chartex" xmlns:cx1="http://schemas.microsoft.com/office/drawing/2015/9/8/chartex" xmlns:cx2="http://schemas.microsoft.com/office/drawing/2015/10/21/chartex" xmlns:cx3="http://schemas.microsoft.com/office/drawing/2016/5/9/chartex" xmlns:cx4="http://schemas.microsoft.com/office/drawing/2016/5/10/chartex" xmlns:cx5="http://schemas.microsoft.com/office/drawing/2016/5/11/chartex" xmlns:cx6="http://schemas.microsoft.com/office/drawing/2016/5/12/chartex" xmlns:cx7="http://schemas.microsoft.com/office/drawing/2016/5/13/chartex" xmlns:cx8="http://schemas.microsoft.com/office/drawing/2016/5/14/chartex" xmlns:mc="http://schemas.openxmlformats.org/markup-compatibility/2006" xmlns:aink="http://schemas.microsoft.com/office/drawing/2016/ink" xmlns:am3d="http://schemas.microsoft.com/office/drawing/2017/model3d" xmlns:o="urn:schemas-microsoft-com:office:office" xmlns:oel="http://schemas.microsoft.com/office/2019/extlst" xmlns:r="http://schemas.openxmlformats.org/officeDocument/2006/relationships" xmlns:m="http://schemas.openxmlformats.org/officeDocument/2006/math" xmlns:v="urn:schemas-microsoft-com:vml" xmlns:wp14="http://schemas.microsoft.com/office/word/2010/wordprocessingDrawing" xmlns:wp="http://schemas.openxmlformats.org/drawingml/2006/wordprocessingDrawing" xmlns:w10="urn:schemas-microsoft-com:office:word" xmlns:w="http://schemas.openxmlformats.org/wordprocessingml/2006/main" xmlns:w14="http://schemas.microsoft.com/office/word/2010/wordml" xmlns:w15="http://schemas.microsoft.com/office/word/2012/wordml" xmlns:w16cex="http://schemas.microsoft.com/office/word/2018/wordml/cex" xmlns:w16cid="http://schemas.microsoft.com/office/word/2016/wordml/cid" xmlns:w16="http://schemas.microsoft.com/office/word/2018/wordml" xmlns:w16sdtdh="http://schemas.microsoft.com/office/word/2020/wordml/sdtdatahash" xmlns:w16se="http://schemas.microsoft.com/office/word/2015/wordml/symex" xmlns:wpg="http://schemas.microsoft.com/office/word/2010/wordprocessingGroup" xmlns:wpi="http://schemas.microsoft.com/office/word/2010/wordprocessingInk" xmlns:wne="http://schemas.microsoft.com/office/word/2006/wordml" xmlns:wps="http://schemas.microsoft.com/office/word/2010/wordprocessingShape" mc:Ignorable="w14 w15 w16se w16cid w16 w16cex w16sdtdh wp14">
+<w:document xmlns:wpc="http://schemas.microsoft.com/office/word/2010/wordprocessingCanvas" xmlns:cx="http://schemas.microsoft.com/office/drawing/2014/chartex" xmlns:cx1="http://schemas.microsoft.com/office/drawing/2015/9/8/chartex" xmlns:cx2="http://schemas.microsoft.com/office/drawing/2015/10/21/chartex" xmlns:cx3="http://schemas.microsoft.com/office/drawing/2016/5/9/chartex" xmlns:cx4="http://schemas.microsoft.com/office/drawing/2016/5/10/chartex" xmlns:cx5="http://schemas.microsoft.com/office/drawing/2016/5/11/chartex" xmlns:cx6="http://schemas.microsoft.com/office/drawing/2016/5/12/chartex" xmlns:cx7="http://schemas.microsoft.com/office/drawing/2016/5/13/chartex" xmlns:cx8="http://schemas.microsoft.com/office/drawing/2016/5/14/chartex" xmlns:mc="http://schemas.openxmlformats.org/markup-compatibility/2006" xmlns:aink="http://schemas.microsoft.com/office/drawing/2016/ink" xmlns:am3d="http://schemas.microsoft.com/office/drawing/2017/model3d" xmlns:o="urn:schemas-microsoft-com:office:office" xmlns:oel="http://schemas.microsoft.com/office/2019/extlst" xmlns:r="http://schemas.openxmlformats.org/officeDocument/2006/relationships" xmlns:m="http://schemas.openxmlformats.org/officeDocument/2006/math" xmlns:v="urn:schemas-microsoft-com:vml" xmlns:wp14="http://schemas.microsoft.com/office/word/2010/wordprocessingDrawing" xmlns:wp="http://schemas.openxmlformats.org/drawingml/2006/wordprocessingDrawing" xmlns:w10="urn:schemas-microsoft-com:office:word" xmlns:w="http://schemas.openxmlformats.org/wordprocessingml/2006/main" xmlns:w14="http://schemas.microsoft.com/office/word/2010/wordml" xmlns:w15="http://schemas.microsoft.com/office/word/2012/wordml" xmlns:w16cex="http://schemas.microsoft.com/office/word/2018/wordml/cex" xmlns:w16cid="http://schemas.microsoft.com/office/word/2016/wordml/cid" xmlns:w16="http://schemas.microsoft.com/office/word/2018/wordml" xmlns:w16du="http://schemas.microsoft.com/office/word/2023/wordml/word16du" xmlns:w16sdtdh="http://schemas.microsoft.com/office/word/2020/wordml/sdtdatahash" xmlns:w16sdtfl="http://schemas.microsoft.com/office/word/2024/wordml/sdtformatlock" xmlns:w16se="http://schemas.microsoft.com/office/word/2015/wordml/symex" xmlns:wpg="http://schemas.microsoft.com/office/word/2010/wordprocessingGroup" xmlns:wpi="http://schemas.microsoft.com/office/word/2010/wordprocessingInk" xmlns:wne="http://schemas.microsoft.com/office/word/2006/wordml" xmlns:wps="http://schemas.microsoft.com/office/word/2010/wordprocessingShape" mc:Ignorable="w14 w15 w16se w16cid w16 w16cex w16sdtdh w16sdtfl w16du wp14">
   <w:body>
     <w:p>
+      <w:pPr>
+        <w:rPr>
+          <w:rFonts w:ascii="Brill" w:hAnsi="Brill"/>
+        </w:rPr>
+      </w:pPr>
       <w:r>
+        <w:rPr>
+          <w:rFonts w:ascii="Brill" w:hAnsi="Brill"/>
+        </w:rPr>
         <w:t>Pregunto el diciplo a su maestro ruego te que me digas de nueve cielos que son en qual d ellos esta dios respondio el maestro esto te dire yo de buena</w:t>
       </w:r>
       <w:r>
         <w:rPr>
+          <w:rFonts w:ascii="Brill" w:hAnsi="Brill"/>
           <w:lang w:val="es-ES"/>
         </w:rPr>
         <w:t xml:space="preserve"> </w:t>
       </w:r>
       <w:r>
+        <w:rPr>
+          <w:rFonts w:ascii="Brill" w:hAnsi="Brill"/>
+        </w:rPr>
         <w:t>mente sepas que dios esta en todo logar e en cada uno de los nueve cielos ca en todos aquellos logares do estan las criaturas e las obras que el fizo en todo esta el ca tan grande es la su grandeza e el su poder que a todo da recaudo e abondamiento que vien vees tu que si el estoviese como ombre terrenal en un lugar e non en otro e en aquel logar do estoviese sera abondo e el otro sera menguado mas por que el es en todo por eso ha en cada logar mantenimiento e abondamiento e mas bien es verdad que los santos llaman las sillas de dios al noveno cielo por que alli veen los bien aventurados la su gloria que esta con el en la gloria de paraiso por eso non es mengua d</w:t>
       </w:r>
       <w:r>
         <w:rPr>
+          <w:rFonts w:ascii="Brill" w:hAnsi="Brill"/>
           <w:lang w:val="es-ES"/>
         </w:rPr>
         <w:t xml:space="preserve"> </w:t>
       </w:r>
       <w:r>
+        <w:rPr>
+          <w:rFonts w:ascii="Brill" w:hAnsi="Brill"/>
+        </w:rPr>
         <w:t>el a ninguna cosa que a todo da el recaudo</w:t>
       </w:r>
     </w:p>
@@ -36,7 +52,7 @@
 </file>
 
 <file path=word/styles.xml><?xml version="1.0" encoding="utf-8"?>
-<w:styles xmlns:mc="http://schemas.openxmlformats.org/markup-compatibility/2006" xmlns:r="http://schemas.openxmlformats.org/officeDocument/2006/relationships" xmlns:w="http://schemas.openxmlformats.org/wordprocessingml/2006/main" xmlns:w14="http://schemas.microsoft.com/office/word/2010/wordml" xmlns:w15="http://schemas.microsoft.com/office/word/2012/wordml" xmlns:w16cex="http://schemas.microsoft.com/office/word/2018/wordml/cex" xmlns:w16cid="http://schemas.microsoft.com/office/word/2016/wordml/cid" xmlns:w16="http://schemas.microsoft.com/office/word/2018/wordml" xmlns:w16sdtdh="http://schemas.microsoft.com/office/word/2020/wordml/sdtdatahash" xmlns:w16se="http://schemas.microsoft.com/office/word/2015/wordml/symex" mc:Ignorable="w14 w15 w16se w16cid w16 w16cex w16sdtdh">
+<w:styles xmlns:mc="http://schemas.openxmlformats.org/markup-compatibility/2006" xmlns:r="http://schemas.openxmlformats.org/officeDocument/2006/relationships" xmlns:w="http://schemas.openxmlformats.org/wordprocessingml/2006/main" xmlns:w14="http://schemas.microsoft.com/office/word/2010/wordml" xmlns:w15="http://schemas.microsoft.com/office/word/2012/wordml" xmlns:w16cex="http://schemas.microsoft.com/office/word/2018/wordml/cex" xmlns:w16cid="http://schemas.microsoft.com/office/word/2016/wordml/cid" xmlns:w16="http://schemas.microsoft.com/office/word/2018/wordml" xmlns:w16du="http://schemas.microsoft.com/office/word/2023/wordml/word16du" xmlns:w16sdtdh="http://schemas.microsoft.com/office/word/2020/wordml/sdtdatahash" xmlns:w16sdtfl="http://schemas.microsoft.com/office/word/2024/wordml/sdtformatlock" xmlns:w16se="http://schemas.microsoft.com/office/word/2015/wordml/symex" mc:Ignorable="w14 w15 w16se w16cid w16 w16cex w16sdtdh w16sdtfl w16du">
   <w:docDefaults>
     <w:rPrDefault>
       <w:rPr>
